--- a/REVISI_HAL01_SAMPUL.docx
+++ b/REVISI_HAL01_SAMPUL.docx
@@ -111,41 +111,41 @@
       </w:r>
     </w:p>
     <w:p>
+      <w:pPr/>
       <w:r>
         <w:rPr>
           <w:i/>
           <w:color w:val="1A237E"/>
-          <w:sz w:val="18"/>
         </w:rPr>
         <w:t>Anwāru</w:t>
       </w:r>
     </w:p>
     <w:p>
+      <w:pPr/>
       <w:r>
         <w:rPr>
           <w:i/>
           <w:color w:val="1A237E"/>
-          <w:sz w:val="18"/>
         </w:rPr>
-        <w:t>ash-Shaykhi al-Bashīri</w:t>
+        <w:t>asy-Syaykhi al-Basyīri</w:t>
       </w:r>
     </w:p>
     <w:p>
+      <w:pPr/>
       <w:r>
         <w:rPr>
           <w:i/>
           <w:color w:val="1A237E"/>
-          <w:sz w:val="18"/>
         </w:rPr>
         <w:t>Muntadayātu</w:t>
       </w:r>
     </w:p>
     <w:p>
+      <w:pPr/>
       <w:r>
         <w:rPr>
           <w:i/>
           <w:color w:val="1A237E"/>
-          <w:sz w:val="18"/>
         </w:rPr>
         <w:t>al-Anwāri al-Qādiriyyati wa al-Arwāḥi ar-Raḥmāniyyati</w:t>
       </w:r>
